--- a/Search/Becoming Search.docx
+++ b/Search/Becoming Search.docx
@@ -439,7 +439,94 @@
         </w:numPr>
       </w:pPr>
       <w:r>
+        <w:t>Uninformed</w:t>
+      </w:r>
+    </w:p>
+    <w:p>
+      <w:pPr>
+        <w:pStyle w:val="ListParagraph"/>
+        <w:numPr>
+          <w:ilvl w:val="1"/>
+          <w:numId w:val="2"/>
+        </w:numPr>
+      </w:pPr>
+      <w:r>
         <w:t>In student groups, work through World 2 with BFS.</w:t>
+      </w:r>
+    </w:p>
+    <w:p>
+      <w:pPr>
+        <w:pStyle w:val="ListParagraph"/>
+        <w:numPr>
+          <w:ilvl w:val="1"/>
+          <w:numId w:val="2"/>
+        </w:numPr>
+      </w:pPr>
+      <w:r>
+        <w:t>In student groups, work through World 3 (actions!) with BFS</w:t>
+      </w:r>
+    </w:p>
+    <w:p>
+      <w:pPr>
+        <w:pStyle w:val="ListParagraph"/>
+        <w:numPr>
+          <w:ilvl w:val="1"/>
+          <w:numId w:val="2"/>
+        </w:numPr>
+      </w:pPr>
+      <w:r>
+        <w:t>In student groups, work through World 4 with DFS</w:t>
+      </w:r>
+    </w:p>
+    <w:p>
+      <w:pPr>
+        <w:pStyle w:val="ListParagraph"/>
+        <w:numPr>
+          <w:ilvl w:val="1"/>
+          <w:numId w:val="2"/>
+        </w:numPr>
+      </w:pPr>
+      <w:r>
+        <w:t xml:space="preserve">In student groups, work through World 5 </w:t>
+      </w:r>
+      <w:r>
+        <w:t xml:space="preserve">(actions!) </w:t>
+      </w:r>
+      <w:r>
+        <w:t>with DFS</w:t>
+      </w:r>
+    </w:p>
+    <w:p>
+      <w:pPr>
+        <w:pStyle w:val="ListParagraph"/>
+        <w:numPr>
+          <w:ilvl w:val="1"/>
+          <w:numId w:val="2"/>
+        </w:numPr>
+      </w:pPr>
+      <w:r>
+        <w:t>In student groups, work through World 6 (path costs!) with UCS</w:t>
+      </w:r>
+    </w:p>
+    <w:p>
+      <w:pPr>
+        <w:pStyle w:val="ListParagraph"/>
+        <w:numPr>
+          <w:ilvl w:val="1"/>
+          <w:numId w:val="2"/>
+        </w:numPr>
+      </w:pPr>
+      <w:r>
+        <w:t>In student groups, work through World 7 (path costs</w:t>
+      </w:r>
+      <w:r>
+        <w:t xml:space="preserve"> AND actions</w:t>
+      </w:r>
+      <w:r>
+        <w:t xml:space="preserve">!) </w:t>
+      </w:r>
+      <w:r>
+        <w:t>with UCS</w:t>
       </w:r>
     </w:p>
     <w:p>
@@ -451,120 +538,54 @@
         </w:numPr>
       </w:pPr>
       <w:r>
-        <w:t>In student groups, work through World 3 (actions!) with BFS</w:t>
-      </w:r>
-    </w:p>
-    <w:p>
-      <w:pPr>
-        <w:pStyle w:val="ListParagraph"/>
-        <w:numPr>
-          <w:ilvl w:val="0"/>
+        <w:t>Informed</w:t>
+      </w:r>
+    </w:p>
+    <w:p>
+      <w:pPr>
+        <w:pStyle w:val="ListParagraph"/>
+        <w:numPr>
+          <w:ilvl w:val="1"/>
           <w:numId w:val="2"/>
         </w:numPr>
       </w:pPr>
       <w:r>
-        <w:t>In student groups, work through World 4 with DFS</w:t>
-      </w:r>
-    </w:p>
-    <w:p>
-      <w:pPr>
-        <w:pStyle w:val="ListParagraph"/>
-        <w:numPr>
-          <w:ilvl w:val="0"/>
+        <w:t>Model Greedy search with World 1.</w:t>
+      </w:r>
+    </w:p>
+    <w:p>
+      <w:pPr>
+        <w:pStyle w:val="ListParagraph"/>
+        <w:numPr>
+          <w:ilvl w:val="1"/>
           <w:numId w:val="2"/>
         </w:numPr>
       </w:pPr>
       <w:r>
-        <w:t>In student groups, work through World 5 with DFS</w:t>
-      </w:r>
-    </w:p>
-    <w:p>
-      <w:pPr>
-        <w:pStyle w:val="ListParagraph"/>
-        <w:numPr>
-          <w:ilvl w:val="0"/>
+        <w:t>In student groups, work through World 2 with Greedy search</w:t>
+      </w:r>
+    </w:p>
+    <w:p>
+      <w:pPr>
+        <w:pStyle w:val="ListParagraph"/>
+        <w:numPr>
+          <w:ilvl w:val="1"/>
           <w:numId w:val="2"/>
         </w:numPr>
       </w:pPr>
       <w:r>
-        <w:t>In student groups, work through World 3 (actions!) with DFS</w:t>
-      </w:r>
-    </w:p>
-    <w:p>
-      <w:pPr>
-        <w:pStyle w:val="ListParagraph"/>
-        <w:numPr>
-          <w:ilvl w:val="0"/>
+        <w:t>In student groups, work through World 3 with Greedy search</w:t>
+      </w:r>
+    </w:p>
+    <w:p>
+      <w:pPr>
+        <w:pStyle w:val="ListParagraph"/>
+        <w:numPr>
+          <w:ilvl w:val="1"/>
           <w:numId w:val="2"/>
         </w:numPr>
       </w:pPr>
       <w:r>
-        <w:t>In student groups, work through World 6 (path costs!) with UCS</w:t>
-      </w:r>
-    </w:p>
-    <w:p>
-      <w:pPr>
-        <w:pStyle w:val="ListParagraph"/>
-        <w:numPr>
-          <w:ilvl w:val="0"/>
-          <w:numId w:val="2"/>
-        </w:numPr>
-      </w:pPr>
-      <w:r>
-        <w:t>In student groups, work through World 7 (path costs</w:t>
-      </w:r>
-      <w:r>
-        <w:t xml:space="preserve">!) </w:t>
-      </w:r>
-      <w:r>
-        <w:t>with UCS</w:t>
-      </w:r>
-    </w:p>
-    <w:p>
-      <w:pPr>
-        <w:pStyle w:val="ListParagraph"/>
-        <w:numPr>
-          <w:ilvl w:val="0"/>
-          <w:numId w:val="2"/>
-        </w:numPr>
-      </w:pPr>
-      <w:r>
-        <w:t>Model Greedy search with World 1.</w:t>
-      </w:r>
-    </w:p>
-    <w:p>
-      <w:pPr>
-        <w:pStyle w:val="ListParagraph"/>
-        <w:numPr>
-          <w:ilvl w:val="0"/>
-          <w:numId w:val="2"/>
-        </w:numPr>
-      </w:pPr>
-      <w:r>
-        <w:t>In student groups, work through World 2 with Greedy search</w:t>
-      </w:r>
-    </w:p>
-    <w:p>
-      <w:pPr>
-        <w:pStyle w:val="ListParagraph"/>
-        <w:numPr>
-          <w:ilvl w:val="0"/>
-          <w:numId w:val="2"/>
-        </w:numPr>
-      </w:pPr>
-      <w:r>
-        <w:t>In student groups, work through World 3 with Greedy search</w:t>
-      </w:r>
-    </w:p>
-    <w:p>
-      <w:pPr>
-        <w:pStyle w:val="ListParagraph"/>
-        <w:numPr>
-          <w:ilvl w:val="0"/>
-          <w:numId w:val="2"/>
-        </w:numPr>
-      </w:pPr>
-      <w:r>
         <w:t>In student groups, work through World 4 with A*</w:t>
       </w:r>
     </w:p>
@@ -572,7 +593,7 @@
       <w:pPr>
         <w:pStyle w:val="ListParagraph"/>
         <w:numPr>
-          <w:ilvl w:val="0"/>
+          <w:ilvl w:val="1"/>
           <w:numId w:val="2"/>
         </w:numPr>
       </w:pPr>
@@ -2810,7 +2831,7 @@
         <w:rFonts w:hint="default"/>
       </w:rPr>
     </w:lvl>
-    <w:lvl w:ilvl="1" w:tplc="04090019" w:tentative="1">
+    <w:lvl w:ilvl="1" w:tplc="04090019">
       <w:start w:val="1"/>
       <w:numFmt w:val="lowerLetter"/>
       <w:lvlText w:val="%2."/>
